--- a/ru/wisdom-stories/fathers-footsteps.docx
+++ b/ru/wisdom-stories/fathers-footsteps.docx
@@ -87,7 +87,7 @@
         <w:rPr>
           <w:lang/>
         </w:rPr>
-        <w:t xml:space="preserve"> Показывать ребёнку путь — значит не только давать советы, но и самому идти по нему достойно. Дети учатся на наших словах, а пример берут с наших поступков.</w:t>
+        <w:t xml:space="preserve"> Показывать ребёнку путь — значит не только давать советы, но и самому идти по нему достойно. Дети учатся не только на наших словах, но и на наших поступках.</w:t>
       </w:r>
     </w:p>
     <w:p>
